--- a/files/AnnaZiff_CV.docx
+++ b/files/AnnaZiff_CV.docx
@@ -48,97 +48,6 @@
           <w:szCs w:val="24"/>
         </w:rPr>
         <w:t xml:space="preserve">E-mail: </w:t>
-      </w:r>
-      <w:r>
-        <w:rPr>
-          <w:rFonts w:ascii="Times New Roman" w:hAnsi="Times New Roman" w:cs="Times New Roman"/>
-          <w:sz w:val="24"/>
-          <w:szCs w:val="24"/>
-        </w:rPr>
-        <w:tab/>
-      </w:r>
-      <w:r>
-        <w:rPr>
-          <w:rFonts w:ascii="Times New Roman" w:hAnsi="Times New Roman" w:cs="Times New Roman"/>
-          <w:sz w:val="24"/>
-          <w:szCs w:val="24"/>
-        </w:rPr>
-        <w:fldChar w:fldCharType="begin"/>
-      </w:r>
-      <w:r>
-        <w:rPr>
-          <w:rFonts w:ascii="Times New Roman" w:hAnsi="Times New Roman" w:cs="Times New Roman"/>
-          <w:sz w:val="24"/>
-          <w:szCs w:val="24"/>
-        </w:rPr>
-        <w:instrText>HYPERLINK "mailto:</w:instrText>
-      </w:r>
-      <w:r>
-        <w:rPr>
-          <w:rFonts w:ascii="Times New Roman" w:hAnsi="Times New Roman" w:cs="Times New Roman"/>
-          <w:sz w:val="24"/>
-          <w:szCs w:val="24"/>
-        </w:rPr>
-        <w:instrText>aziff@tamu.edu</w:instrText>
-      </w:r>
-      <w:r>
-        <w:rPr>
-          <w:rFonts w:ascii="Times New Roman" w:hAnsi="Times New Roman" w:cs="Times New Roman"/>
-          <w:sz w:val="24"/>
-          <w:szCs w:val="24"/>
-        </w:rPr>
-        <w:instrText>"</w:instrText>
-      </w:r>
-      <w:r>
-        <w:rPr>
-          <w:rFonts w:ascii="Times New Roman" w:hAnsi="Times New Roman" w:cs="Times New Roman"/>
-          <w:sz w:val="24"/>
-          <w:szCs w:val="24"/>
-        </w:rPr>
-        <w:fldChar w:fldCharType="separate"/>
-      </w:r>
-      <w:r>
-        <w:rPr>
-          <w:rStyle w:val="Hyperlink"/>
-          <w:rFonts w:ascii="Times New Roman" w:hAnsi="Times New Roman" w:cs="Times New Roman"/>
-          <w:sz w:val="24"/>
-          <w:szCs w:val="24"/>
-        </w:rPr>
-        <w:t>aziff@tamu.edu</w:t>
-      </w:r>
-      <w:r>
-        <w:rPr>
-          <w:rFonts w:ascii="Times New Roman" w:hAnsi="Times New Roman" w:cs="Times New Roman"/>
-          <w:sz w:val="24"/>
-          <w:szCs w:val="24"/>
-        </w:rPr>
-        <w:fldChar w:fldCharType="end"/>
-      </w:r>
-      <w:r>
-        <w:rPr>
-          <w:rFonts w:ascii="Times New Roman" w:hAnsi="Times New Roman" w:cs="Times New Roman"/>
-          <w:sz w:val="24"/>
-          <w:szCs w:val="24"/>
-        </w:rPr>
-        <w:t xml:space="preserve"> </w:t>
-      </w:r>
-    </w:p>
-    <w:p>
-      <w:pPr>
-        <w:pStyle w:val="NoSpacing"/>
-        <w:rPr>
-          <w:rFonts w:ascii="Times New Roman" w:hAnsi="Times New Roman" w:cs="Times New Roman"/>
-          <w:sz w:val="24"/>
-          <w:szCs w:val="24"/>
-        </w:rPr>
-      </w:pPr>
-      <w:r>
-        <w:rPr>
-          <w:rFonts w:ascii="Times New Roman" w:hAnsi="Times New Roman" w:cs="Times New Roman"/>
-          <w:sz w:val="24"/>
-          <w:szCs w:val="24"/>
-        </w:rPr>
-        <w:t xml:space="preserve">Website: </w:t>
       </w:r>
       <w:r>
         <w:rPr>
@@ -156,7 +65,70 @@
             <w:sz w:val="24"/>
             <w:szCs w:val="24"/>
           </w:rPr>
-          <w:t>annaziff.github.io</w:t>
+          <w:t>aziff@tamu.edu</w:t>
+        </w:r>
+      </w:hyperlink>
+      <w:r>
+        <w:rPr>
+          <w:rFonts w:ascii="Times New Roman" w:hAnsi="Times New Roman" w:cs="Times New Roman"/>
+          <w:sz w:val="24"/>
+          <w:szCs w:val="24"/>
+        </w:rPr>
+        <w:t xml:space="preserve"> </w:t>
+      </w:r>
+    </w:p>
+    <w:p>
+      <w:pPr>
+        <w:pStyle w:val="NoSpacing"/>
+        <w:rPr>
+          <w:rFonts w:ascii="Times New Roman" w:hAnsi="Times New Roman" w:cs="Times New Roman"/>
+          <w:sz w:val="24"/>
+          <w:szCs w:val="24"/>
+        </w:rPr>
+      </w:pPr>
+      <w:r>
+        <w:rPr>
+          <w:rFonts w:ascii="Times New Roman" w:hAnsi="Times New Roman" w:cs="Times New Roman"/>
+          <w:sz w:val="24"/>
+          <w:szCs w:val="24"/>
+        </w:rPr>
+        <w:t>Website:</w:t>
+      </w:r>
+      <w:r>
+        <w:rPr>
+          <w:rFonts w:ascii="Times New Roman" w:hAnsi="Times New Roman" w:cs="Times New Roman"/>
+          <w:sz w:val="24"/>
+          <w:szCs w:val="24"/>
+        </w:rPr>
+        <w:tab/>
+      </w:r>
+      <w:hyperlink r:id="rId9" w:history="1">
+        <w:r>
+          <w:rPr>
+            <w:rStyle w:val="Hyperlink"/>
+            <w:rFonts w:ascii="Times New Roman" w:hAnsi="Times New Roman" w:cs="Times New Roman"/>
+            <w:sz w:val="24"/>
+            <w:szCs w:val="24"/>
+          </w:rPr>
+          <w:t>aziff.github.io/ho</w:t>
+        </w:r>
+        <w:r>
+          <w:rPr>
+            <w:rStyle w:val="Hyperlink"/>
+            <w:rFonts w:ascii="Times New Roman" w:hAnsi="Times New Roman" w:cs="Times New Roman"/>
+            <w:sz w:val="24"/>
+            <w:szCs w:val="24"/>
+          </w:rPr>
+          <w:t>m</w:t>
+        </w:r>
+        <w:r>
+          <w:rPr>
+            <w:rStyle w:val="Hyperlink"/>
+            <w:rFonts w:ascii="Times New Roman" w:hAnsi="Times New Roman" w:cs="Times New Roman"/>
+            <w:sz w:val="24"/>
+            <w:szCs w:val="24"/>
+          </w:rPr>
+          <w:t>epage</w:t>
         </w:r>
       </w:hyperlink>
     </w:p>
@@ -193,7 +165,7 @@
         </w:rPr>
         <w:tab/>
       </w:r>
-      <w:hyperlink r:id="rId9" w:history="1">
+      <w:hyperlink r:id="rId10" w:history="1">
         <w:r>
           <w:rPr>
             <w:rStyle w:val="Hyperlink"/>
@@ -2734,8 +2706,8 @@
       </w:r>
     </w:p>
     <w:sectPr>
-      <w:footerReference w:type="even" r:id="rId10"/>
-      <w:footerReference w:type="default" r:id="rId11"/>
+      <w:footerReference w:type="even" r:id="rId11"/>
+      <w:footerReference w:type="default" r:id="rId12"/>
       <w:pgSz w:w="12240" w:h="15840"/>
       <w:pgMar w:top="1440" w:right="1440" w:bottom="1440" w:left="1440" w:header="720" w:footer="720" w:gutter="0"/>
       <w:cols w:space="720"/>
